--- a/docs/ITSM_Git_Guide.docx
+++ b/docs/ITSM_Git_Guide.docx
@@ -20,7 +20,7 @@
           <w:iCs/>
           <w:i/>
         </w:rPr>
-        <w:t xml:space="preserve">Версія застосунку: 0.1.0</w:t>
+        <w:t xml:space="preserve">Версія застосунку: 0.1.1</w:t>
       </w:r>
     </w:p>
     <w:p>
@@ -539,7 +539,37 @@
         <w:rPr>
           <w:rStyle w:val="StringTok"/>
         </w:rPr>
-        <w:t xml:space="preserve">"Initial commit: ITSM System v0.1.0"</w:t>
+        <w:t xml:space="preserve">"Initial commit: ITSM System v</w:t>
+      </w:r>
+      <w:r>
+        <w:rPr>
+          <w:rStyle w:val="VariableTok"/>
+        </w:rPr>
+        <w:t xml:space="preserve">$(</w:t>
+      </w:r>
+      <w:r>
+        <w:rPr>
+          <w:rStyle w:val="FunctionTok"/>
+        </w:rPr>
+        <w:t xml:space="preserve">cat</w:t>
+      </w:r>
+      <w:r>
+        <w:rPr>
+          <w:rStyle w:val="NormalTok"/>
+        </w:rPr>
+        <w:t xml:space="preserve"> VERSION</w:t>
+      </w:r>
+      <w:r>
+        <w:rPr>
+          <w:rStyle w:val="VariableTok"/>
+        </w:rPr>
+        <w:t xml:space="preserve">)</w:t>
+      </w:r>
+      <w:r>
+        <w:rPr>
+          <w:rStyle w:val="StringTok"/>
+        </w:rPr>
+        <w:t xml:space="preserve">"</w:t>
       </w:r>
     </w:p>
     <w:p>

--- a/docs/ITSM_Git_Guide.docx
+++ b/docs/ITSM_Git_Guide.docx
@@ -20,7 +20,7 @@
           <w:iCs/>
           <w:i/>
         </w:rPr>
-        <w:t xml:space="preserve">Версія застосунку: 0.1.1</w:t>
+        <w:t xml:space="preserve">Версія застосунку: 0.1.2</w:t>
       </w:r>
     </w:p>
     <w:p>

--- a/docs/ITSM_Git_Guide.docx
+++ b/docs/ITSM_Git_Guide.docx
@@ -20,7 +20,7 @@
           <w:iCs/>
           <w:i/>
         </w:rPr>
-        <w:t xml:space="preserve">Версія застосунку: 0.1.2</w:t>
+        <w:t xml:space="preserve">Версія застосунку: 0.1.3</w:t>
       </w:r>
     </w:p>
     <w:p>

--- a/docs/ITSM_Git_Guide.docx
+++ b/docs/ITSM_Git_Guide.docx
@@ -20,7 +20,7 @@
           <w:iCs/>
           <w:i/>
         </w:rPr>
-        <w:t xml:space="preserve">Версія застосунку: 0.1.3</w:t>
+        <w:t xml:space="preserve">Версія застосунку: 0.2.0</w:t>
       </w:r>
     </w:p>
     <w:p>

--- a/docs/ITSM_Git_Guide.docx
+++ b/docs/ITSM_Git_Guide.docx
@@ -20,7 +20,7 @@
           <w:iCs/>
           <w:i/>
         </w:rPr>
-        <w:t xml:space="preserve">Версія застосунку: 0.2.0</w:t>
+        <w:t xml:space="preserve">Версія застосунку: 0.2.2</w:t>
       </w:r>
     </w:p>
     <w:p>

--- a/docs/ITSM_Git_Guide.docx
+++ b/docs/ITSM_Git_Guide.docx
@@ -312,6 +312,36 @@
         <w:rPr>
           <w:rStyle w:val="StringTok"/>
         </w:rPr>
+        <w:t xml:space="preserve"># Журнал помилок застосунку (містить адреси сторінок, id користувачів, тексти помилок)</w:t>
+      </w:r>
+      <w:r>
+        <w:br/>
+      </w:r>
+      <w:r>
+        <w:rPr>
+          <w:rStyle w:val="StringTok"/>
+        </w:rPr>
+        <w:t xml:space="preserve">/storage/logs/*</w:t>
+      </w:r>
+      <w:r>
+        <w:br/>
+      </w:r>
+      <w:r>
+        <w:rPr>
+          <w:rStyle w:val="StringTok"/>
+        </w:rPr>
+        <w:t xml:space="preserve">!/storage/logs/.gitkeep</w:t>
+      </w:r>
+      <w:r>
+        <w:br/>
+      </w:r>
+      <w:r>
+        <w:br/>
+      </w:r>
+      <w:r>
+        <w:rPr>
+          <w:rStyle w:val="StringTok"/>
+        </w:rPr>
         <w:t xml:space="preserve"># Системні файли</w:t>
       </w:r>
       <w:r>
@@ -351,7 +381,7 @@
         <w:rPr>
           <w:rStyle w:val="CommentTok"/>
         </w:rPr>
-        <w:t xml:space="preserve"># Порожня папка uploads інакше не потрапить у git взагалі</w:t>
+        <w:t xml:space="preserve"># Порожні папки uploads і logs інакше не потраплять у git взагалі</w:t>
       </w:r>
       <w:r>
         <w:br/>
@@ -366,7 +396,7 @@
         <w:rPr>
           <w:rStyle w:val="NormalTok"/>
         </w:rPr>
-        <w:t xml:space="preserve"> storage/uploads/.gitkeep</w:t>
+        <w:t xml:space="preserve"> storage/uploads/.gitkeep storage/logs/.gitkeep</w:t>
       </w:r>
     </w:p>
     <w:p>

--- a/docs/ITSM_Git_Guide.docx
+++ b/docs/ITSM_Git_Guide.docx
@@ -2,7 +2,7 @@
 <file path=word/document.xml><?xml version="1.0" encoding="utf-8"?>
 <w:document xmlns:w="http://schemas.openxmlformats.org/wordprocessingml/2006/main" xmlns:m="http://schemas.openxmlformats.org/officeDocument/2006/math" xmlns:r="http://schemas.openxmlformats.org/officeDocument/2006/relationships" xmlns:o="urn:schemas-microsoft-com:office:office" xmlns:v="urn:schemas-microsoft-com:vml" xmlns:w10="urn:schemas-microsoft-com:office:word" xmlns:a="http://schemas.openxmlformats.org/drawingml/2006/main" xmlns:pic="http://schemas.openxmlformats.org/drawingml/2006/picture" xmlns:wp="http://schemas.openxmlformats.org/drawingml/2006/wordprocessingDrawing">
   <w:body>
-    <w:bookmarkStart w:id="27" w:name="гайд-git--itsm-system"/>
+    <w:bookmarkStart w:id="27" w:name="гайд-git-itsm-system"/>
     <w:p>
       <w:pPr>
         <w:pStyle w:val="Heading1"/>
@@ -20,7 +20,7 @@
           <w:iCs/>
           <w:i/>
         </w:rPr>
-        <w:t xml:space="preserve">Версія застосунку: 0.2.2</w:t>
+        <w:t xml:space="preserve">Версія застосунку: 0.2.3</w:t>
       </w:r>
     </w:p>
     <w:p>
@@ -54,7 +54,7 @@
         </w:pict>
       </w:r>
     </w:p>
-    <w:bookmarkStart w:id="20" w:name="Xf320f43d8c14e751894cdb96d76a1b09c7bfc77"/>
+    <w:bookmarkStart w:id="20" w:name="передумови"/>
     <w:p>
       <w:pPr>
         <w:pStyle w:val="Heading2"/>
@@ -164,7 +164,7 @@
       </w:r>
     </w:p>
     <w:bookmarkEnd w:id="20"/>
-    <w:bookmarkStart w:id="21" w:name="X8fffa889b53866fb8835aeb13d8ace57745a1e1"/>
+    <w:bookmarkStart w:id="21" w:name="створення-.gitignore"/>
     <w:p>
       <w:pPr>
         <w:pStyle w:val="Heading2"/>
@@ -459,7 +459,7 @@
       </w:r>
     </w:p>
     <w:bookmarkEnd w:id="21"/>
-    <w:bookmarkStart w:id="22" w:name="X33e8e6760ed67376bfdfabed95cb6e15e0b43b1"/>
+    <w:bookmarkStart w:id="22" w:name="Xed6a0a1f9838f6c27ba32de6db6c3c4acf7fd41"/>
     <w:p>
       <w:pPr>
         <w:pStyle w:val="Heading2"/>
@@ -610,7 +610,7 @@
       </w:r>
     </w:p>
     <w:bookmarkEnd w:id="22"/>
-    <w:bookmarkStart w:id="24" w:name="Xd2ea9b8c4df873501cfc3b85467653df7404bf6"/>
+    <w:bookmarkStart w:id="24" w:name="підключення-до-github"/>
     <w:p>
       <w:pPr>
         <w:pStyle w:val="Heading2"/>
@@ -718,29 +718,17 @@
         </w:rPr>
         <w:t xml:space="preserve">А) Personal Access Token (простіше для одноразового налаштування)</w:t>
       </w:r>
-    </w:p>
-    <w:p>
-      <w:pPr>
-        <w:numPr>
-          <w:ilvl w:val="0"/>
-          <w:numId w:val="1001"/>
-        </w:numPr>
-        <w:pStyle w:val="Compact"/>
-      </w:pPr>
-      <w:r>
-        <w:t xml:space="preserve">GitHub → аватар → Settings → Developer settings → Personal access tokens → Tokens (classic) → Generate new token.</w:t>
-      </w:r>
-    </w:p>
-    <w:p>
-      <w:pPr>
-        <w:numPr>
-          <w:ilvl w:val="0"/>
-          <w:numId w:val="1001"/>
-        </w:numPr>
-        <w:pStyle w:val="Compact"/>
-      </w:pPr>
-      <w:r>
-        <w:t xml:space="preserve">Права: галочка</w:t>
+      <w:r>
+        <w:t xml:space="preserve"> </w:t>
+      </w:r>
+      <w:r>
+        <w:t xml:space="preserve">1. GitHub → аватар → Settings → Developer settings → Personal access tokens → Tokens (classic) → Generate new token.</w:t>
+      </w:r>
+      <w:r>
+        <w:t xml:space="preserve"> </w:t>
+      </w:r>
+      <w:r>
+        <w:t xml:space="preserve">2. Права: галочка</w:t>
       </w:r>
       <w:r>
         <w:t xml:space="preserve"> </w:t>
@@ -754,17 +742,11 @@
       <w:r>
         <w:t xml:space="preserve">. Скопіюйте токен одразу — вдруге він не покажеться.</w:t>
       </w:r>
-    </w:p>
-    <w:p>
-      <w:pPr>
-        <w:numPr>
-          <w:ilvl w:val="0"/>
-          <w:numId w:val="1001"/>
-        </w:numPr>
-        <w:pStyle w:val="Compact"/>
-      </w:pPr>
-      <w:r>
-        <w:t xml:space="preserve">При</w:t>
+      <w:r>
+        <w:t xml:space="preserve"> </w:t>
+      </w:r>
+      <w:r>
+        <w:t xml:space="preserve">3. При</w:t>
       </w:r>
       <w:r>
         <w:t xml:space="preserve"> </w:t>
@@ -781,7 +763,7 @@
     </w:p>
     <w:p>
       <w:pPr>
-        <w:pStyle w:val="FirstParagraph"/>
+        <w:pStyle w:val="BodyText"/>
       </w:pPr>
       <w:r>
         <w:rPr>
@@ -922,7 +904,7 @@
     </w:p>
     <w:bookmarkEnd w:id="23"/>
     <w:bookmarkEnd w:id="24"/>
-    <w:bookmarkStart w:id="25" w:name="Xa6076e8fb0bc653fc59db3ad6f3e561dda1593c"/>
+    <w:bookmarkStart w:id="25" w:name="подальші-оновлення"/>
     <w:p>
       <w:pPr>
         <w:pStyle w:val="Heading2"/>
@@ -1012,7 +994,7 @@
       </w:r>
     </w:p>
     <w:bookmarkEnd w:id="25"/>
-    <w:bookmarkStart w:id="26" w:name="Xd8bc2f9017224ada771dafb739c9190c12c7564"/>
+    <w:bookmarkStart w:id="26" w:name="типові-проблеми"/>
     <w:p>
       <w:pPr>
         <w:pStyle w:val="Heading2"/>
@@ -1633,123 +1615,8 @@
       </w:pPr>
     </w:lvl>
   </w:abstractNum>
-  <w:abstractNum w:abstractNumId="99411">
-    <w:nsid w:val="A99411"/>
-    <w:multiLevelType w:val="multilevel"/>
-    <w:lvl w:ilvl="0">
-      <w:start w:val="1"/>
-      <w:numFmt w:val="decimal"/>
-      <w:lvlText w:val="%1."/>
-      <w:lvlJc w:val="left"/>
-      <w:pPr>
-        <w:ind w:left="720" w:hanging="480"/>
-      </w:pPr>
-    </w:lvl>
-    <w:lvl w:ilvl="1">
-      <w:start w:val="1"/>
-      <w:numFmt w:val="decimal"/>
-      <w:lvlText w:val="%2."/>
-      <w:lvlJc w:val="left"/>
-      <w:pPr>
-        <w:ind w:left="1440" w:hanging="480"/>
-      </w:pPr>
-    </w:lvl>
-    <w:lvl w:ilvl="2">
-      <w:start w:val="1"/>
-      <w:numFmt w:val="decimal"/>
-      <w:lvlText w:val="%3."/>
-      <w:lvlJc w:val="left"/>
-      <w:pPr>
-        <w:ind w:left="2160" w:hanging="480"/>
-      </w:pPr>
-    </w:lvl>
-    <w:lvl w:ilvl="3">
-      <w:start w:val="1"/>
-      <w:numFmt w:val="decimal"/>
-      <w:lvlText w:val="%4."/>
-      <w:lvlJc w:val="left"/>
-      <w:pPr>
-        <w:ind w:left="2880" w:hanging="480"/>
-      </w:pPr>
-    </w:lvl>
-    <w:lvl w:ilvl="4">
-      <w:start w:val="1"/>
-      <w:numFmt w:val="decimal"/>
-      <w:lvlText w:val="%5."/>
-      <w:lvlJc w:val="left"/>
-      <w:pPr>
-        <w:ind w:left="3600" w:hanging="480"/>
-      </w:pPr>
-    </w:lvl>
-    <w:lvl w:ilvl="5">
-      <w:start w:val="1"/>
-      <w:numFmt w:val="decimal"/>
-      <w:lvlText w:val="%6."/>
-      <w:lvlJc w:val="left"/>
-      <w:pPr>
-        <w:ind w:left="4320" w:hanging="480"/>
-      </w:pPr>
-    </w:lvl>
-    <w:lvl w:ilvl="6">
-      <w:start w:val="1"/>
-      <w:numFmt w:val="decimal"/>
-      <w:lvlText w:val="%7."/>
-      <w:lvlJc w:val="left"/>
-      <w:pPr>
-        <w:ind w:left="5040" w:hanging="480"/>
-      </w:pPr>
-    </w:lvl>
-    <w:lvl w:ilvl="7">
-      <w:start w:val="1"/>
-      <w:numFmt w:val="decimal"/>
-      <w:lvlText w:val="%8."/>
-      <w:lvlJc w:val="left"/>
-      <w:pPr>
-        <w:ind w:left="5760" w:hanging="480"/>
-      </w:pPr>
-    </w:lvl>
-    <w:lvl w:ilvl="8">
-      <w:start w:val="1"/>
-      <w:numFmt w:val="decimal"/>
-      <w:lvlText w:val="%9."/>
-      <w:lvlJc w:val="left"/>
-      <w:pPr>
-        <w:ind w:left="6480" w:hanging="480"/>
-      </w:pPr>
-    </w:lvl>
-  </w:abstractNum>
   <w:num w:numId="1000">
     <w:abstractNumId w:val="990"/>
-  </w:num>
-  <w:num w:numId="1001">
-    <w:abstractNumId w:val="99411"/>
-    <w:lvlOverride w:ilvl="0">
-      <w:startOverride w:val="1"/>
-    </w:lvlOverride>
-    <w:lvlOverride w:ilvl="1">
-      <w:startOverride w:val="1"/>
-    </w:lvlOverride>
-    <w:lvlOverride w:ilvl="2">
-      <w:startOverride w:val="1"/>
-    </w:lvlOverride>
-    <w:lvlOverride w:ilvl="3">
-      <w:startOverride w:val="1"/>
-    </w:lvlOverride>
-    <w:lvlOverride w:ilvl="4">
-      <w:startOverride w:val="1"/>
-    </w:lvlOverride>
-    <w:lvlOverride w:ilvl="5">
-      <w:startOverride w:val="1"/>
-    </w:lvlOverride>
-    <w:lvlOverride w:ilvl="6">
-      <w:startOverride w:val="1"/>
-    </w:lvlOverride>
-    <w:lvlOverride w:ilvl="7">
-      <w:startOverride w:val="1"/>
-    </w:lvlOverride>
-    <w:lvlOverride w:ilvl="8">
-      <w:startOverride w:val="1"/>
-    </w:lvlOverride>
   </w:num>
 </w:numbering>
 </file>
@@ -1762,7 +1629,7 @@
         <w:rFonts w:asciiTheme="minorHAnsi" w:cstheme="minorBidi" w:eastAsiaTheme="minorHAnsi" w:hAnsiTheme="minorHAnsi"/>
         <w:sz w:val="24"/>
         <w:szCs w:val="24"/>
-        <w:lang w:bidi="ar-SA" w:eastAsia="en-US" w:val="uk"/>
+        <w:lang w:bidi="ar-SA" w:eastAsia="en-US" w:val="en-US"/>
       </w:rPr>
     </w:rPrDefault>
     <w:pPrDefault>

--- a/docs/ITSM_Git_Guide.docx
+++ b/docs/ITSM_Git_Guide.docx
@@ -20,7 +20,7 @@
           <w:iCs/>
           <w:i/>
         </w:rPr>
-        <w:t xml:space="preserve">Версія застосунку: 0.2.3</w:t>
+        <w:t xml:space="preserve">Версія застосунку: 0.3.0</w:t>
       </w:r>
     </w:p>
     <w:p>

--- a/docs/ITSM_Git_Guide.docx
+++ b/docs/ITSM_Git_Guide.docx
@@ -20,7 +20,7 @@
           <w:iCs/>
           <w:i/>
         </w:rPr>
-        <w:t xml:space="preserve">Версія застосунку: 0.3.0</w:t>
+        <w:t xml:space="preserve">Версія застосунку: 0.9.00-rc1 (кандидат у реліз 0.9.00)</w:t>
       </w:r>
     </w:p>
     <w:p>
